--- a/docs/manuel/chapitre-05-ventes-et-commandes.docx
+++ b/docs/manuel/chapitre-05-ventes-et-commandes.docx
@@ -322,7 +322,7 @@
                 <w:sz w:val="20"/>
                 <w:szCs w:val="20"/>
               </w:rPr>
-              <w:t xml:space="preserve">2.101.305</w:t>
+              <w:t xml:space="preserve">2.101.306</w:t>
             </w:r>
           </w:p>
         </w:tc>
@@ -12217,7 +12217,7 @@
         <w:sz w:val="14"/>
         <w:szCs w:val="14"/>
       </w:rPr>
-      <w:t xml:space="preserve">Version 2.101.305 de l'application  ·  22 septembre 2026  ·  document interne BMI Togo</w:t>
+      <w:t xml:space="preserve">Version 2.101.306 de l'application  ·  22 septembre 2026  ·  document interne BMI Togo</w:t>
     </w:r>
   </w:p>
 </w:ftr>

--- a/docs/manuel/chapitre-05-ventes-et-commandes.docx
+++ b/docs/manuel/chapitre-05-ventes-et-commandes.docx
@@ -368,7 +368,7 @@
                 <w:sz w:val="20"/>
                 <w:szCs w:val="20"/>
               </w:rPr>
-              <w:t xml:space="preserve">22 septembre 2026</w:t>
+              <w:t xml:space="preserve">23 septembre 2026</w:t>
             </w:r>
           </w:p>
         </w:tc>
@@ -12217,7 +12217,7 @@
         <w:sz w:val="14"/>
         <w:szCs w:val="14"/>
       </w:rPr>
-      <w:t xml:space="preserve">Version 2.101.306 de l'application  ·  22 septembre 2026  ·  document interne BMI Togo</w:t>
+      <w:t xml:space="preserve">Version 2.101.306 de l'application  ·  23 septembre 2026  ·  document interne BMI Togo</w:t>
     </w:r>
   </w:p>
 </w:ftr>

--- a/docs/manuel/chapitre-05-ventes-et-commandes.docx
+++ b/docs/manuel/chapitre-05-ventes-et-commandes.docx
@@ -322,7 +322,7 @@
                 <w:sz w:val="20"/>
                 <w:szCs w:val="20"/>
               </w:rPr>
-              <w:t xml:space="preserve">2.101.306</w:t>
+              <w:t xml:space="preserve">2.101.311</w:t>
             </w:r>
           </w:p>
         </w:tc>
@@ -12217,7 +12217,7 @@
         <w:sz w:val="14"/>
         <w:szCs w:val="14"/>
       </w:rPr>
-      <w:t xml:space="preserve">Version 2.101.306 de l'application  ·  23 septembre 2026  ·  document interne BMI Togo</w:t>
+      <w:t xml:space="preserve">Version 2.101.311 de l'application  ·  23 septembre 2026  ·  document interne BMI Togo</w:t>
     </w:r>
   </w:p>
 </w:ftr>

--- a/docs/manuel/chapitre-05-ventes-et-commandes.docx
+++ b/docs/manuel/chapitre-05-ventes-et-commandes.docx
@@ -322,7 +322,7 @@
                 <w:sz w:val="20"/>
                 <w:szCs w:val="20"/>
               </w:rPr>
-              <w:t xml:space="preserve">2.101.311</w:t>
+              <w:t xml:space="preserve">2.101.346</w:t>
             </w:r>
           </w:p>
         </w:tc>
@@ -368,7 +368,7 @@
                 <w:sz w:val="20"/>
                 <w:szCs w:val="20"/>
               </w:rPr>
-              <w:t xml:space="preserve">23 septembre 2026</w:t>
+              <w:t xml:space="preserve">25 septembre 2026</w:t>
             </w:r>
           </w:p>
         </w:tc>
@@ -12217,7 +12217,7 @@
         <w:sz w:val="14"/>
         <w:szCs w:val="14"/>
       </w:rPr>
-      <w:t xml:space="preserve">Version 2.101.311 de l'application  ·  23 septembre 2026  ·  document interne BMI Togo</w:t>
+      <w:t xml:space="preserve">Version 2.101.346 de l'application  ·  25 septembre 2026  ·  document interne BMI Togo</w:t>
     </w:r>
   </w:p>
 </w:ftr>

--- a/docs/manuel/chapitre-05-ventes-et-commandes.docx
+++ b/docs/manuel/chapitre-05-ventes-et-commandes.docx
@@ -322,7 +322,7 @@
                 <w:sz w:val="20"/>
                 <w:szCs w:val="20"/>
               </w:rPr>
-              <w:t xml:space="preserve">2.101.346</w:t>
+              <w:t xml:space="preserve">2.101.358</w:t>
             </w:r>
           </w:p>
         </w:tc>
@@ -368,7 +368,7 @@
                 <w:sz w:val="20"/>
                 <w:szCs w:val="20"/>
               </w:rPr>
-              <w:t xml:space="preserve">25 septembre 2026</w:t>
+              <w:t xml:space="preserve">27 septembre 2026</w:t>
             </w:r>
           </w:p>
         </w:tc>
@@ -12217,7 +12217,7 @@
         <w:sz w:val="14"/>
         <w:szCs w:val="14"/>
       </w:rPr>
-      <w:t xml:space="preserve">Version 2.101.346 de l'application  ·  25 septembre 2026  ·  document interne BMI Togo</w:t>
+      <w:t xml:space="preserve">Version 2.101.358 de l'application  ·  27 septembre 2026  ·  document interne BMI Togo</w:t>
     </w:r>
   </w:p>
 </w:ftr>

--- a/docs/manuel/chapitre-05-ventes-et-commandes.docx
+++ b/docs/manuel/chapitre-05-ventes-et-commandes.docx
@@ -322,7 +322,7 @@
                 <w:sz w:val="20"/>
                 <w:szCs w:val="20"/>
               </w:rPr>
-              <w:t xml:space="preserve">2.101.358</w:t>
+              <w:t xml:space="preserve">2.101.376</w:t>
             </w:r>
           </w:p>
         </w:tc>
@@ -368,7 +368,7 @@
                 <w:sz w:val="20"/>
                 <w:szCs w:val="20"/>
               </w:rPr>
-              <w:t xml:space="preserve">27 septembre 2026</w:t>
+              <w:t xml:space="preserve">29 septembre 2026</w:t>
             </w:r>
           </w:p>
         </w:tc>
@@ -12217,7 +12217,7 @@
         <w:sz w:val="14"/>
         <w:szCs w:val="14"/>
       </w:rPr>
-      <w:t xml:space="preserve">Version 2.101.358 de l'application  ·  27 septembre 2026  ·  document interne BMI Togo</w:t>
+      <w:t xml:space="preserve">Version 2.101.376 de l'application  ·  29 septembre 2026  ·  document interne BMI Togo</w:t>
     </w:r>
   </w:p>
 </w:ftr>

--- a/docs/manuel/chapitre-05-ventes-et-commandes.docx
+++ b/docs/manuel/chapitre-05-ventes-et-commandes.docx
@@ -322,7 +322,7 @@
                 <w:sz w:val="20"/>
                 <w:szCs w:val="20"/>
               </w:rPr>
-              <w:t xml:space="preserve">2.101.376</w:t>
+              <w:t xml:space="preserve">2.101.377</w:t>
             </w:r>
           </w:p>
         </w:tc>
@@ -368,7 +368,7 @@
                 <w:sz w:val="20"/>
                 <w:szCs w:val="20"/>
               </w:rPr>
-              <w:t xml:space="preserve">29 septembre 2026</w:t>
+              <w:t xml:space="preserve">30 septembre 2026</w:t>
             </w:r>
           </w:p>
         </w:tc>
@@ -12217,7 +12217,7 @@
         <w:sz w:val="14"/>
         <w:szCs w:val="14"/>
       </w:rPr>
-      <w:t xml:space="preserve">Version 2.101.376 de l'application  ·  29 septembre 2026  ·  document interne BMI Togo</w:t>
+      <w:t xml:space="preserve">Version 2.101.377 de l'application  ·  30 septembre 2026  ·  document interne BMI Togo</w:t>
     </w:r>
   </w:p>
 </w:ftr>

--- a/docs/manuel/chapitre-05-ventes-et-commandes.docx
+++ b/docs/manuel/chapitre-05-ventes-et-commandes.docx
@@ -322,7 +322,7 @@
                 <w:sz w:val="20"/>
                 <w:szCs w:val="20"/>
               </w:rPr>
-              <w:t xml:space="preserve">2.101.377</w:t>
+              <w:t xml:space="preserve">2.101.378</w:t>
             </w:r>
           </w:p>
         </w:tc>
@@ -12217,7 +12217,7 @@
         <w:sz w:val="14"/>
         <w:szCs w:val="14"/>
       </w:rPr>
-      <w:t xml:space="preserve">Version 2.101.377 de l'application  ·  30 septembre 2026  ·  document interne BMI Togo</w:t>
+      <w:t xml:space="preserve">Version 2.101.378 de l'application  ·  30 septembre 2026  ·  document interne BMI Togo</w:t>
     </w:r>
   </w:p>
 </w:ftr>

--- a/docs/manuel/chapitre-05-ventes-et-commandes.docx
+++ b/docs/manuel/chapitre-05-ventes-et-commandes.docx
@@ -322,7 +322,7 @@
                 <w:sz w:val="20"/>
                 <w:szCs w:val="20"/>
               </w:rPr>
-              <w:t xml:space="preserve">2.101.378</w:t>
+              <w:t xml:space="preserve">2.101.379</w:t>
             </w:r>
           </w:p>
         </w:tc>
@@ -12217,7 +12217,7 @@
         <w:sz w:val="14"/>
         <w:szCs w:val="14"/>
       </w:rPr>
-      <w:t xml:space="preserve">Version 2.101.378 de l'application  ·  30 septembre 2026  ·  document interne BMI Togo</w:t>
+      <w:t xml:space="preserve">Version 2.101.379 de l'application  ·  30 septembre 2026  ·  document interne BMI Togo</w:t>
     </w:r>
   </w:p>
 </w:ftr>

--- a/docs/manuel/chapitre-05-ventes-et-commandes.docx
+++ b/docs/manuel/chapitre-05-ventes-et-commandes.docx
@@ -322,7 +322,7 @@
                 <w:sz w:val="20"/>
                 <w:szCs w:val="20"/>
               </w:rPr>
-              <w:t xml:space="preserve">2.101.379</w:t>
+              <w:t xml:space="preserve">2.101.380</w:t>
             </w:r>
           </w:p>
         </w:tc>
@@ -7359,7 +7359,7 @@
         <w:t xml:space="preserve">Un devis payé crée son chantier</w:t>
       </w:r>
       <w:r>
-        <w:t xml:space="preserve"> : « ✅ Devis encaissé. Une fiche d'installation a été créée automatiquement… ». Le devis passe « 💰 Payé », le prospect sort de la file, le parrain du client est noté comme apporteur (bloqué jusqu'à la réception).</w:t>
+        <w:t xml:space="preserve"> : « ✅ Devis encaissé. Une fiche d'installation a été créée automatiquement… ». Le devis passe « 💰 Payé », le prospect sort de la file, le parrain du client est noté comme apporteur (bloqué jusqu'à la réception et au solde de la dette).</w:t>
       </w:r>
     </w:p>
     <w:p>
@@ -12217,7 +12217,7 @@
         <w:sz w:val="14"/>
         <w:szCs w:val="14"/>
       </w:rPr>
-      <w:t xml:space="preserve">Version 2.101.379 de l'application  ·  30 septembre 2026  ·  document interne BMI Togo</w:t>
+      <w:t xml:space="preserve">Version 2.101.380 de l'application  ·  30 septembre 2026  ·  document interne BMI Togo</w:t>
     </w:r>
   </w:p>
 </w:ftr>

--- a/docs/manuel/chapitre-05-ventes-et-commandes.docx
+++ b/docs/manuel/chapitre-05-ventes-et-commandes.docx
@@ -322,7 +322,7 @@
                 <w:sz w:val="20"/>
                 <w:szCs w:val="20"/>
               </w:rPr>
-              <w:t xml:space="preserve">2.101.380</w:t>
+              <w:t xml:space="preserve">2.101.381</w:t>
             </w:r>
           </w:p>
         </w:tc>
@@ -12217,7 +12217,7 @@
         <w:sz w:val="14"/>
         <w:szCs w:val="14"/>
       </w:rPr>
-      <w:t xml:space="preserve">Version 2.101.380 de l'application  ·  30 septembre 2026  ·  document interne BMI Togo</w:t>
+      <w:t xml:space="preserve">Version 2.101.381 de l'application  ·  30 septembre 2026  ·  document interne BMI Togo</w:t>
     </w:r>
   </w:p>
 </w:ftr>

--- a/docs/manuel/chapitre-05-ventes-et-commandes.docx
+++ b/docs/manuel/chapitre-05-ventes-et-commandes.docx
@@ -322,7 +322,7 @@
                 <w:sz w:val="20"/>
                 <w:szCs w:val="20"/>
               </w:rPr>
-              <w:t xml:space="preserve">2.101.381</w:t>
+              <w:t xml:space="preserve">2.101.382</w:t>
             </w:r>
           </w:p>
         </w:tc>
@@ -3600,7 +3600,7 @@
         <w:t xml:space="preserve">« 🧾 Proforma WhatsApp »</w:t>
       </w:r>
       <w:r>
-        <w:t xml:space="preserve"> : la proforma est enregistrée (numéro PRF-…), WhatsApp s'ouvre sur le numéro du client avec le texte, et </w:t>
+        <w:t xml:space="preserve"> : la proforma est enregistrée (numéro PRF-…), </w:t>
       </w:r>
       <w:r>
         <w:rPr>
@@ -3610,7 +3610,17 @@
         <w:t xml:space="preserve">le PDF se télécharge</w:t>
       </w:r>
       <w:r>
-        <w:t xml:space="preserve"> pour être joint. Le bouton </w:t>
+        <w:t xml:space="preserve">, puis, après une question, </w:t>
+      </w:r>
+      <w:r>
+        <w:rPr>
+          <w:b/>
+          <w:bCs/>
+        </w:rPr>
+        <w:t xml:space="preserve">elle part du numéro BMI</w:t>
+      </w:r>
+      <w:r>
+        <w:t xml:space="preserve"> ; si le numéro BMI ne peut pas envoyer, WhatsApp s'ouvre sur le numéro du client avec le texte, et on joint le PDF. Le bouton </w:t>
       </w:r>
       <w:r>
         <w:rPr>
@@ -9879,7 +9889,7 @@
                 <w:sz w:val="20"/>
                 <w:szCs w:val="20"/>
               </w:rPr>
-              <w:t xml:space="preserve">Panier de 10 panneaux, son nom et son numéro, « 🧾 Proforma WhatsApp » : il reçoit le texte et le PDF. Rien n'est vendu. S'il revient dans 10 jours : 🧾 Proformas → 🛒 Vendre → on vérifie le prix (l'écran signale s'il a changé) → on encaisse.</w:t>
+              <w:t xml:space="preserve">Panier de 10 panneaux, son nom et son numéro, « 🧾 Proforma WhatsApp » : il reçoit la proforma du numéro BMI (le PDF reste sur l'appareil s'il le demande). Rien n'est vendu. S'il revient dans 10 jours : 🧾 Proformas → 🛒 Vendre → on vérifie le prix (l'écran signale s'il a changé) → on encaisse.</w:t>
             </w:r>
           </w:p>
         </w:tc>
@@ -12217,7 +12227,7 @@
         <w:sz w:val="14"/>
         <w:szCs w:val="14"/>
       </w:rPr>
-      <w:t xml:space="preserve">Version 2.101.381 de l'application  ·  30 septembre 2026  ·  document interne BMI Togo</w:t>
+      <w:t xml:space="preserve">Version 2.101.382 de l'application  ·  30 septembre 2026  ·  document interne BMI Togo</w:t>
     </w:r>
   </w:p>
 </w:ftr>

--- a/docs/manuel/chapitre-05-ventes-et-commandes.docx
+++ b/docs/manuel/chapitre-05-ventes-et-commandes.docx
@@ -322,7 +322,7 @@
                 <w:sz w:val="20"/>
                 <w:szCs w:val="20"/>
               </w:rPr>
-              <w:t xml:space="preserve">2.101.382</w:t>
+              <w:t xml:space="preserve">2.101.383</w:t>
             </w:r>
           </w:p>
         </w:tc>
@@ -12227,7 +12227,7 @@
         <w:sz w:val="14"/>
         <w:szCs w:val="14"/>
       </w:rPr>
-      <w:t xml:space="preserve">Version 2.101.382 de l'application  ·  30 septembre 2026  ·  document interne BMI Togo</w:t>
+      <w:t xml:space="preserve">Version 2.101.383 de l'application  ·  30 septembre 2026  ·  document interne BMI Togo</w:t>
     </w:r>
   </w:p>
 </w:ftr>

--- a/docs/manuel/chapitre-05-ventes-et-commandes.docx
+++ b/docs/manuel/chapitre-05-ventes-et-commandes.docx
@@ -322,7 +322,7 @@
                 <w:sz w:val="20"/>
                 <w:szCs w:val="20"/>
               </w:rPr>
-              <w:t xml:space="preserve">2.101.383</w:t>
+              <w:t xml:space="preserve">2.101.384</w:t>
             </w:r>
           </w:p>
         </w:tc>
@@ -12227,7 +12227,7 @@
         <w:sz w:val="14"/>
         <w:szCs w:val="14"/>
       </w:rPr>
-      <w:t xml:space="preserve">Version 2.101.383 de l'application  ·  30 septembre 2026  ·  document interne BMI Togo</w:t>
+      <w:t xml:space="preserve">Version 2.101.384 de l'application  ·  30 septembre 2026  ·  document interne BMI Togo</w:t>
     </w:r>
   </w:p>
 </w:ftr>

--- a/docs/manuel/chapitre-05-ventes-et-commandes.docx
+++ b/docs/manuel/chapitre-05-ventes-et-commandes.docx
@@ -322,7 +322,7 @@
                 <w:sz w:val="20"/>
                 <w:szCs w:val="20"/>
               </w:rPr>
-              <w:t xml:space="preserve">2.101.384</w:t>
+              <w:t xml:space="preserve">2.101.385</w:t>
             </w:r>
           </w:p>
         </w:tc>
@@ -1341,7 +1341,39 @@
                 <w:sz w:val="19"/>
                 <w:szCs w:val="19"/>
               </w:rPr>
-              <w:t xml:space="preserve"> — le serveur applique la même règle</w:t>
+              <w:t xml:space="preserve"> — le serveur applique la même règle. </w:t>
+            </w:r>
+            <w:r>
+              <w:rPr>
+                <w:b/>
+                <w:bCs/>
+                <w:sz w:val="19"/>
+                <w:szCs w:val="19"/>
+              </w:rPr>
+              <w:t xml:space="preserve">Sauf</w:t>
+            </w:r>
+            <w:r>
+              <w:rPr>
+                <w:sz w:val="19"/>
+                <w:szCs w:val="19"/>
+              </w:rPr>
+              <w:t xml:space="preserve"> la remise d'une proforma reprise par 🛒 Vendre </w:t>
+            </w:r>
+            <w:r>
+              <w:rPr>
+                <w:b/>
+                <w:bCs/>
+                <w:sz w:val="19"/>
+                <w:szCs w:val="19"/>
+              </w:rPr>
+              <w:t xml:space="preserve">avec son panier inchangé</w:t>
+            </w:r>
+            <w:r>
+              <w:rPr>
+                <w:sz w:val="19"/>
+                <w:szCs w:val="19"/>
+              </w:rPr>
+              <w:t xml:space="preserve"> : tout vendeur l'encaisse.</w:t>
             </w:r>
           </w:p>
         </w:tc>
@@ -3728,6 +3760,81 @@
       <w:r>
         <w:t xml:space="preserve"> : ce sera une nouvelle vente, avec un nouveau reçu.</w:t>
       </w:r>
+    </w:p>
+    <w:tbl>
+      <w:tblPr>
+        <w:tblW w:type="dxa" w:w="9300"/>
+        <w:tblBorders>
+          <w:top w:val="none" w:color="FFFFFF" w:sz="0"/>
+          <w:left w:val="single" w:color="15803D" w:sz="28"/>
+          <w:bottom w:val="none" w:color="FFFFFF" w:sz="0"/>
+          <w:right w:val="none" w:color="FFFFFF" w:sz="0"/>
+          <w:insideH w:val="none" w:color="FFFFFF" w:sz="0"/>
+          <w:insideV w:val="none" w:color="FFFFFF" w:sz="0"/>
+        </w:tblBorders>
+      </w:tblPr>
+      <w:tblGrid>
+        <w:gridCol w:w="9300"/>
+      </w:tblGrid>
+      <w:tr>
+        <w:trPr>
+          <w:cantSplit/>
+        </w:trPr>
+        <w:tc>
+          <w:tcPr>
+            <w:tcW w:type="dxa" w:w="9300"/>
+            <w:shd w:fill="DCFCE7" w:color="auto" w:val="clear"/>
+            <w:tcMar>
+              <w:top w:type="dxa" w:w="140"/>
+              <w:left w:type="dxa" w:w="220"/>
+              <w:bottom w:type="dxa" w:w="140"/>
+              <w:right w:type="dxa" w:w="220"/>
+            </w:tcMar>
+          </w:tcPr>
+          <w:p>
+            <w:pPr>
+              <w:spacing w:after="60"/>
+            </w:pPr>
+            <w:r>
+              <w:rPr>
+                <w:b/>
+                <w:bCs/>
+                <w:color w:val="15803D"/>
+                <w:sz w:val="17"/>
+                <w:szCs w:val="17"/>
+              </w:rPr>
+              <w:t xml:space="preserve">📏  RÈGLE DE LA MAISON</w:t>
+            </w:r>
+          </w:p>
+          <w:p>
+            <w:r>
+              <w:rPr>
+                <w:b/>
+                <w:bCs/>
+              </w:rPr>
+              <w:t xml:space="preserve">La remise d'une proforma suit sa vente, si le panier n'a pas bougé.</w:t>
+            </w:r>
+            <w:r>
+              <w:t xml:space="preserve"> Une proforma à plus de 3 % n'a pu être faite que par l'administrateur ; reprise par 🛒 Vendre, </w:t>
+            </w:r>
+            <w:r>
+              <w:rPr>
+                <w:b/>
+                <w:bCs/>
+              </w:rPr>
+              <w:t xml:space="preserve">tout vendeur l'encaisse</w:t>
+            </w:r>
+            <w:r>
+              <w:t xml:space="preserve"> tant que les articles, les quantités, les prix, les remises et le pourcentage sont ceux de la proforma. Un article ajouté ou une quantité changée : la limite de 3 % revient, et le refus dit « La remise de la proforma N° … ne vaut que pour son panier tel quel ».</w:t>
+            </w:r>
+          </w:p>
+        </w:tc>
+      </w:tr>
+    </w:tbl>
+    <w:p>
+      <w:pPr>
+        <w:spacing w:after="160"/>
+      </w:pPr>
     </w:p>
     <w:tbl>
       <w:tblPr>
@@ -12227,7 +12334,7 @@
         <w:sz w:val="14"/>
         <w:szCs w:val="14"/>
       </w:rPr>
-      <w:t xml:space="preserve">Version 2.101.384 de l'application  ·  30 septembre 2026  ·  document interne BMI Togo</w:t>
+      <w:t xml:space="preserve">Version 2.101.385 de l'application  ·  30 septembre 2026  ·  document interne BMI Togo</w:t>
     </w:r>
   </w:p>
 </w:ftr>

--- a/docs/manuel/chapitre-05-ventes-et-commandes.docx
+++ b/docs/manuel/chapitre-05-ventes-et-commandes.docx
@@ -322,7 +322,7 @@
                 <w:sz w:val="20"/>
                 <w:szCs w:val="20"/>
               </w:rPr>
-              <w:t xml:space="preserve">2.101.385</w:t>
+              <w:t xml:space="preserve">2.101.386</w:t>
             </w:r>
           </w:p>
         </w:tc>
@@ -7137,7 +7137,7 @@
                 <w:sz w:val="19"/>
                 <w:szCs w:val="19"/>
               </w:rPr>
-              <w:t xml:space="preserve">🖨️ Réimprimer / 🛒 Vendre (proformas)</w:t>
+              <w:t xml:space="preserve">🖨️ Réimprimer / 🛒 Vendre / ✏️ Modifier (proformas)</w:t>
             </w:r>
           </w:p>
         </w:tc>
@@ -7158,7 +7158,7 @@
                 <w:sz w:val="19"/>
                 <w:szCs w:val="19"/>
               </w:rPr>
-              <w:t xml:space="preserve">Réimprime l'offre ; remet ses articles au panier.</w:t>
+              <w:t xml:space="preserve">Réimprime l'offre ; remet ses articles au panier ; la corrige (même numéro, modification notée : son auteur et l'administrateur, jamais une fois encaissée, au-delà de 3 % l'administrateur seul).</w:t>
             </w:r>
           </w:p>
         </w:tc>
@@ -12334,7 +12334,7 @@
         <w:sz w:val="14"/>
         <w:szCs w:val="14"/>
       </w:rPr>
-      <w:t xml:space="preserve">Version 2.101.385 de l'application  ·  30 septembre 2026  ·  document interne BMI Togo</w:t>
+      <w:t xml:space="preserve">Version 2.101.386 de l'application  ·  30 septembre 2026  ·  document interne BMI Togo</w:t>
     </w:r>
   </w:p>
 </w:ftr>

--- a/docs/manuel/chapitre-05-ventes-et-commandes.docx
+++ b/docs/manuel/chapitre-05-ventes-et-commandes.docx
@@ -322,7 +322,7 @@
                 <w:sz w:val="20"/>
                 <w:szCs w:val="20"/>
               </w:rPr>
-              <w:t xml:space="preserve">2.101.386</w:t>
+              <w:t xml:space="preserve">2.101.387</w:t>
             </w:r>
           </w:p>
         </w:tc>
@@ -12334,7 +12334,7 @@
         <w:sz w:val="14"/>
         <w:szCs w:val="14"/>
       </w:rPr>
-      <w:t xml:space="preserve">Version 2.101.386 de l'application  ·  30 septembre 2026  ·  document interne BMI Togo</w:t>
+      <w:t xml:space="preserve">Version 2.101.387 de l'application  ·  30 septembre 2026  ·  document interne BMI Togo</w:t>
     </w:r>
   </w:p>
 </w:ftr>

--- a/docs/manuel/chapitre-05-ventes-et-commandes.docx
+++ b/docs/manuel/chapitre-05-ventes-et-commandes.docx
@@ -322,7 +322,7 @@
                 <w:sz w:val="20"/>
                 <w:szCs w:val="20"/>
               </w:rPr>
-              <w:t xml:space="preserve">2.101.387</w:t>
+              <w:t xml:space="preserve">2.101.388</w:t>
             </w:r>
           </w:p>
         </w:tc>
@@ -12334,7 +12334,7 @@
         <w:sz w:val="14"/>
         <w:szCs w:val="14"/>
       </w:rPr>
-      <w:t xml:space="preserve">Version 2.101.387 de l'application  ·  30 septembre 2026  ·  document interne BMI Togo</w:t>
+      <w:t xml:space="preserve">Version 2.101.388 de l'application  ·  30 septembre 2026  ·  document interne BMI Togo</w:t>
     </w:r>
   </w:p>
 </w:ftr>

--- a/docs/manuel/chapitre-05-ventes-et-commandes.docx
+++ b/docs/manuel/chapitre-05-ventes-et-commandes.docx
@@ -322,7 +322,7 @@
                 <w:sz w:val="20"/>
                 <w:szCs w:val="20"/>
               </w:rPr>
-              <w:t xml:space="preserve">2.101.388</w:t>
+              <w:t xml:space="preserve">2.101.389</w:t>
             </w:r>
           </w:p>
         </w:tc>
@@ -12334,7 +12334,7 @@
         <w:sz w:val="14"/>
         <w:szCs w:val="14"/>
       </w:rPr>
-      <w:t xml:space="preserve">Version 2.101.388 de l'application  ·  30 septembre 2026  ·  document interne BMI Togo</w:t>
+      <w:t xml:space="preserve">Version 2.101.389 de l'application  ·  30 septembre 2026  ·  document interne BMI Togo</w:t>
     </w:r>
   </w:p>
 </w:ftr>

--- a/docs/manuel/chapitre-05-ventes-et-commandes.docx
+++ b/docs/manuel/chapitre-05-ventes-et-commandes.docx
@@ -322,7 +322,7 @@
                 <w:sz w:val="20"/>
                 <w:szCs w:val="20"/>
               </w:rPr>
-              <w:t xml:space="preserve">2.101.389</w:t>
+              <w:t xml:space="preserve">2.101.390</w:t>
             </w:r>
           </w:p>
         </w:tc>
@@ -12334,7 +12334,7 @@
         <w:sz w:val="14"/>
         <w:szCs w:val="14"/>
       </w:rPr>
-      <w:t xml:space="preserve">Version 2.101.389 de l'application  ·  30 septembre 2026  ·  document interne BMI Togo</w:t>
+      <w:t xml:space="preserve">Version 2.101.390 de l'application  ·  30 septembre 2026  ·  document interne BMI Togo</w:t>
     </w:r>
   </w:p>
 </w:ftr>

--- a/docs/manuel/chapitre-05-ventes-et-commandes.docx
+++ b/docs/manuel/chapitre-05-ventes-et-commandes.docx
@@ -322,7 +322,7 @@
                 <w:sz w:val="20"/>
                 <w:szCs w:val="20"/>
               </w:rPr>
-              <w:t xml:space="preserve">2.101.390</w:t>
+              <w:t xml:space="preserve">2.101.391</w:t>
             </w:r>
           </w:p>
         </w:tc>
@@ -368,7 +368,7 @@
                 <w:sz w:val="20"/>
                 <w:szCs w:val="20"/>
               </w:rPr>
-              <w:t xml:space="preserve">30 septembre 2026</w:t>
+              <w:t xml:space="preserve">1er octobre 2026</w:t>
             </w:r>
           </w:p>
         </w:tc>
@@ -12334,7 +12334,7 @@
         <w:sz w:val="14"/>
         <w:szCs w:val="14"/>
       </w:rPr>
-      <w:t xml:space="preserve">Version 2.101.390 de l'application  ·  30 septembre 2026  ·  document interne BMI Togo</w:t>
+      <w:t xml:space="preserve">Version 2.101.391 de l'application  ·  1er octobre 2026  ·  document interne BMI Togo</w:t>
     </w:r>
   </w:p>
 </w:ftr>

--- a/docs/manuel/chapitre-05-ventes-et-commandes.docx
+++ b/docs/manuel/chapitre-05-ventes-et-commandes.docx
@@ -322,7 +322,7 @@
                 <w:sz w:val="20"/>
                 <w:szCs w:val="20"/>
               </w:rPr>
-              <w:t xml:space="preserve">2.101.391</w:t>
+              <w:t xml:space="preserve">2.101.392</w:t>
             </w:r>
           </w:p>
         </w:tc>
@@ -12334,7 +12334,7 @@
         <w:sz w:val="14"/>
         <w:szCs w:val="14"/>
       </w:rPr>
-      <w:t xml:space="preserve">Version 2.101.391 de l'application  ·  1er octobre 2026  ·  document interne BMI Togo</w:t>
+      <w:t xml:space="preserve">Version 2.101.392 de l'application  ·  1er octobre 2026  ·  document interne BMI Togo</w:t>
     </w:r>
   </w:p>
 </w:ftr>

--- a/docs/manuel/chapitre-05-ventes-et-commandes.docx
+++ b/docs/manuel/chapitre-05-ventes-et-commandes.docx
@@ -322,7 +322,7 @@
                 <w:sz w:val="20"/>
                 <w:szCs w:val="20"/>
               </w:rPr>
-              <w:t xml:space="preserve">2.101.392</w:t>
+              <w:t xml:space="preserve">2.101.393</w:t>
             </w:r>
           </w:p>
         </w:tc>
@@ -12334,7 +12334,7 @@
         <w:sz w:val="14"/>
         <w:szCs w:val="14"/>
       </w:rPr>
-      <w:t xml:space="preserve">Version 2.101.392 de l'application  ·  1er octobre 2026  ·  document interne BMI Togo</w:t>
+      <w:t xml:space="preserve">Version 2.101.393 de l'application  ·  1er octobre 2026  ·  document interne BMI Togo</w:t>
     </w:r>
   </w:p>
 </w:ftr>

--- a/docs/manuel/chapitre-05-ventes-et-commandes.docx
+++ b/docs/manuel/chapitre-05-ventes-et-commandes.docx
@@ -322,7 +322,7 @@
                 <w:sz w:val="20"/>
                 <w:szCs w:val="20"/>
               </w:rPr>
-              <w:t xml:space="preserve">2.101.393</w:t>
+              <w:t xml:space="preserve">2.101.394</w:t>
             </w:r>
           </w:p>
         </w:tc>
@@ -12334,7 +12334,7 @@
         <w:sz w:val="14"/>
         <w:szCs w:val="14"/>
       </w:rPr>
-      <w:t xml:space="preserve">Version 2.101.393 de l'application  ·  1er octobre 2026  ·  document interne BMI Togo</w:t>
+      <w:t xml:space="preserve">Version 2.101.394 de l'application  ·  1er octobre 2026  ·  document interne BMI Togo</w:t>
     </w:r>
   </w:p>
 </w:ftr>

--- a/docs/manuel/chapitre-05-ventes-et-commandes.docx
+++ b/docs/manuel/chapitre-05-ventes-et-commandes.docx
@@ -322,7 +322,7 @@
                 <w:sz w:val="20"/>
                 <w:szCs w:val="20"/>
               </w:rPr>
-              <w:t xml:space="preserve">2.101.394</w:t>
+              <w:t xml:space="preserve">2.101.395</w:t>
             </w:r>
           </w:p>
         </w:tc>
@@ -12334,7 +12334,7 @@
         <w:sz w:val="14"/>
         <w:szCs w:val="14"/>
       </w:rPr>
-      <w:t xml:space="preserve">Version 2.101.394 de l'application  ·  1er octobre 2026  ·  document interne BMI Togo</w:t>
+      <w:t xml:space="preserve">Version 2.101.395 de l'application  ·  1er octobre 2026  ·  document interne BMI Togo</w:t>
     </w:r>
   </w:p>
 </w:ftr>

--- a/docs/manuel/chapitre-05-ventes-et-commandes.docx
+++ b/docs/manuel/chapitre-05-ventes-et-commandes.docx
@@ -322,7 +322,7 @@
                 <w:sz w:val="20"/>
                 <w:szCs w:val="20"/>
               </w:rPr>
-              <w:t xml:space="preserve">2.101.395</w:t>
+              <w:t xml:space="preserve">2.101.396</w:t>
             </w:r>
           </w:p>
         </w:tc>
@@ -12334,7 +12334,7 @@
         <w:sz w:val="14"/>
         <w:szCs w:val="14"/>
       </w:rPr>
-      <w:t xml:space="preserve">Version 2.101.395 de l'application  ·  1er octobre 2026  ·  document interne BMI Togo</w:t>
+      <w:t xml:space="preserve">Version 2.101.396 de l'application  ·  1er octobre 2026  ·  document interne BMI Togo</w:t>
     </w:r>
   </w:p>
 </w:ftr>

--- a/docs/manuel/chapitre-05-ventes-et-commandes.docx
+++ b/docs/manuel/chapitre-05-ventes-et-commandes.docx
@@ -322,7 +322,7 @@
                 <w:sz w:val="20"/>
                 <w:szCs w:val="20"/>
               </w:rPr>
-              <w:t xml:space="preserve">2.101.396</w:t>
+              <w:t xml:space="preserve">2.101.397</w:t>
             </w:r>
           </w:p>
         </w:tc>
@@ -12334,7 +12334,7 @@
         <w:sz w:val="14"/>
         <w:szCs w:val="14"/>
       </w:rPr>
-      <w:t xml:space="preserve">Version 2.101.396 de l'application  ·  1er octobre 2026  ·  document interne BMI Togo</w:t>
+      <w:t xml:space="preserve">Version 2.101.397 de l'application  ·  1er octobre 2026  ·  document interne BMI Togo</w:t>
     </w:r>
   </w:p>
 </w:ftr>

--- a/docs/manuel/chapitre-05-ventes-et-commandes.docx
+++ b/docs/manuel/chapitre-05-ventes-et-commandes.docx
@@ -322,7 +322,7 @@
                 <w:sz w:val="20"/>
                 <w:szCs w:val="20"/>
               </w:rPr>
-              <w:t xml:space="preserve">2.101.397</w:t>
+              <w:t xml:space="preserve">2.101.398</w:t>
             </w:r>
           </w:p>
         </w:tc>
@@ -12334,7 +12334,7 @@
         <w:sz w:val="14"/>
         <w:szCs w:val="14"/>
       </w:rPr>
-      <w:t xml:space="preserve">Version 2.101.397 de l'application  ·  1er octobre 2026  ·  document interne BMI Togo</w:t>
+      <w:t xml:space="preserve">Version 2.101.398 de l'application  ·  1er octobre 2026  ·  document interne BMI Togo</w:t>
     </w:r>
   </w:p>
 </w:ftr>

--- a/docs/manuel/chapitre-05-ventes-et-commandes.docx
+++ b/docs/manuel/chapitre-05-ventes-et-commandes.docx
@@ -322,7 +322,7 @@
                 <w:sz w:val="20"/>
                 <w:szCs w:val="20"/>
               </w:rPr>
-              <w:t xml:space="preserve">2.101.398</w:t>
+              <w:t xml:space="preserve">2.101.399</w:t>
             </w:r>
           </w:p>
         </w:tc>
@@ -12334,7 +12334,7 @@
         <w:sz w:val="14"/>
         <w:szCs w:val="14"/>
       </w:rPr>
-      <w:t xml:space="preserve">Version 2.101.398 de l'application  ·  1er octobre 2026  ·  document interne BMI Togo</w:t>
+      <w:t xml:space="preserve">Version 2.101.399 de l'application  ·  1er octobre 2026  ·  document interne BMI Togo</w:t>
     </w:r>
   </w:p>
 </w:ftr>

--- a/docs/manuel/chapitre-05-ventes-et-commandes.docx
+++ b/docs/manuel/chapitre-05-ventes-et-commandes.docx
@@ -322,7 +322,7 @@
                 <w:sz w:val="20"/>
                 <w:szCs w:val="20"/>
               </w:rPr>
-              <w:t xml:space="preserve">2.101.399</w:t>
+              <w:t xml:space="preserve">2.101.400</w:t>
             </w:r>
           </w:p>
         </w:tc>
@@ -12334,7 +12334,7 @@
         <w:sz w:val="14"/>
         <w:szCs w:val="14"/>
       </w:rPr>
-      <w:t xml:space="preserve">Version 2.101.399 de l'application  ·  1er octobre 2026  ·  document interne BMI Togo</w:t>
+      <w:t xml:space="preserve">Version 2.101.400 de l'application  ·  1er octobre 2026  ·  document interne BMI Togo</w:t>
     </w:r>
   </w:p>
 </w:ftr>

--- a/docs/manuel/chapitre-05-ventes-et-commandes.docx
+++ b/docs/manuel/chapitre-05-ventes-et-commandes.docx
@@ -322,7 +322,7 @@
                 <w:sz w:val="20"/>
                 <w:szCs w:val="20"/>
               </w:rPr>
-              <w:t xml:space="preserve">2.101.400</w:t>
+              <w:t xml:space="preserve">2.101.401</w:t>
             </w:r>
           </w:p>
         </w:tc>
@@ -12334,7 +12334,7 @@
         <w:sz w:val="14"/>
         <w:szCs w:val="14"/>
       </w:rPr>
-      <w:t xml:space="preserve">Version 2.101.400 de l'application  ·  1er octobre 2026  ·  document interne BMI Togo</w:t>
+      <w:t xml:space="preserve">Version 2.101.401 de l'application  ·  1er octobre 2026  ·  document interne BMI Togo</w:t>
     </w:r>
   </w:p>
 </w:ftr>

--- a/docs/manuel/chapitre-05-ventes-et-commandes.docx
+++ b/docs/manuel/chapitre-05-ventes-et-commandes.docx
@@ -322,7 +322,7 @@
                 <w:sz w:val="20"/>
                 <w:szCs w:val="20"/>
               </w:rPr>
-              <w:t xml:space="preserve">2.101.401</w:t>
+              <w:t xml:space="preserve">2.101.402</w:t>
             </w:r>
           </w:p>
         </w:tc>
@@ -12334,7 +12334,7 @@
         <w:sz w:val="14"/>
         <w:szCs w:val="14"/>
       </w:rPr>
-      <w:t xml:space="preserve">Version 2.101.401 de l'application  ·  1er octobre 2026  ·  document interne BMI Togo</w:t>
+      <w:t xml:space="preserve">Version 2.101.402 de l'application  ·  1er octobre 2026  ·  document interne BMI Togo</w:t>
     </w:r>
   </w:p>
 </w:ftr>

--- a/docs/manuel/chapitre-05-ventes-et-commandes.docx
+++ b/docs/manuel/chapitre-05-ventes-et-commandes.docx
@@ -322,7 +322,7 @@
                 <w:sz w:val="20"/>
                 <w:szCs w:val="20"/>
               </w:rPr>
-              <w:t xml:space="preserve">2.101.402</w:t>
+              <w:t xml:space="preserve">2.101.403</w:t>
             </w:r>
           </w:p>
         </w:tc>
@@ -12334,7 +12334,7 @@
         <w:sz w:val="14"/>
         <w:szCs w:val="14"/>
       </w:rPr>
-      <w:t xml:space="preserve">Version 2.101.402 de l'application  ·  1er octobre 2026  ·  document interne BMI Togo</w:t>
+      <w:t xml:space="preserve">Version 2.101.403 de l'application  ·  1er octobre 2026  ·  document interne BMI Togo</w:t>
     </w:r>
   </w:p>
 </w:ftr>

--- a/docs/manuel/chapitre-05-ventes-et-commandes.docx
+++ b/docs/manuel/chapitre-05-ventes-et-commandes.docx
@@ -322,7 +322,7 @@
                 <w:sz w:val="20"/>
                 <w:szCs w:val="20"/>
               </w:rPr>
-              <w:t xml:space="preserve">2.101.403</w:t>
+              <w:t xml:space="preserve">2.101.404</w:t>
             </w:r>
           </w:p>
         </w:tc>
@@ -12334,7 +12334,7 @@
         <w:sz w:val="14"/>
         <w:szCs w:val="14"/>
       </w:rPr>
-      <w:t xml:space="preserve">Version 2.101.403 de l'application  ·  1er octobre 2026  ·  document interne BMI Togo</w:t>
+      <w:t xml:space="preserve">Version 2.101.404 de l'application  ·  1er octobre 2026  ·  document interne BMI Togo</w:t>
     </w:r>
   </w:p>
 </w:ftr>

--- a/docs/manuel/chapitre-05-ventes-et-commandes.docx
+++ b/docs/manuel/chapitre-05-ventes-et-commandes.docx
@@ -322,7 +322,7 @@
                 <w:sz w:val="20"/>
                 <w:szCs w:val="20"/>
               </w:rPr>
-              <w:t xml:space="preserve">2.101.404</w:t>
+              <w:t xml:space="preserve">2.101.406</w:t>
             </w:r>
           </w:p>
         </w:tc>
@@ -12334,7 +12334,7 @@
         <w:sz w:val="14"/>
         <w:szCs w:val="14"/>
       </w:rPr>
-      <w:t xml:space="preserve">Version 2.101.404 de l'application  ·  1er octobre 2026  ·  document interne BMI Togo</w:t>
+      <w:t xml:space="preserve">Version 2.101.406 de l'application  ·  1er octobre 2026  ·  document interne BMI Togo</w:t>
     </w:r>
   </w:p>
 </w:ftr>

--- a/docs/manuel/chapitre-05-ventes-et-commandes.docx
+++ b/docs/manuel/chapitre-05-ventes-et-commandes.docx
@@ -322,7 +322,7 @@
                 <w:sz w:val="20"/>
                 <w:szCs w:val="20"/>
               </w:rPr>
-              <w:t xml:space="preserve">2.101.406</w:t>
+              <w:t xml:space="preserve">2.101.407</w:t>
             </w:r>
           </w:p>
         </w:tc>
@@ -12334,7 +12334,7 @@
         <w:sz w:val="14"/>
         <w:szCs w:val="14"/>
       </w:rPr>
-      <w:t xml:space="preserve">Version 2.101.406 de l'application  ·  1er octobre 2026  ·  document interne BMI Togo</w:t>
+      <w:t xml:space="preserve">Version 2.101.407 de l'application  ·  1er octobre 2026  ·  document interne BMI Togo</w:t>
     </w:r>
   </w:p>
 </w:ftr>

--- a/docs/manuel/chapitre-05-ventes-et-commandes.docx
+++ b/docs/manuel/chapitre-05-ventes-et-commandes.docx
@@ -322,7 +322,7 @@
                 <w:sz w:val="20"/>
                 <w:szCs w:val="20"/>
               </w:rPr>
-              <w:t xml:space="preserve">2.101.407</w:t>
+              <w:t xml:space="preserve">2.101.408</w:t>
             </w:r>
           </w:p>
         </w:tc>
@@ -12334,7 +12334,7 @@
         <w:sz w:val="14"/>
         <w:szCs w:val="14"/>
       </w:rPr>
-      <w:t xml:space="preserve">Version 2.101.407 de l'application  ·  1er octobre 2026  ·  document interne BMI Togo</w:t>
+      <w:t xml:space="preserve">Version 2.101.408 de l'application  ·  1er octobre 2026  ·  document interne BMI Togo</w:t>
     </w:r>
   </w:p>
 </w:ftr>

--- a/docs/manuel/chapitre-05-ventes-et-commandes.docx
+++ b/docs/manuel/chapitre-05-ventes-et-commandes.docx
@@ -322,7 +322,7 @@
                 <w:sz w:val="20"/>
                 <w:szCs w:val="20"/>
               </w:rPr>
-              <w:t xml:space="preserve">2.101.408</w:t>
+              <w:t xml:space="preserve">2.101.409</w:t>
             </w:r>
           </w:p>
         </w:tc>
@@ -12334,7 +12334,7 @@
         <w:sz w:val="14"/>
         <w:szCs w:val="14"/>
       </w:rPr>
-      <w:t xml:space="preserve">Version 2.101.408 de l'application  ·  1er octobre 2026  ·  document interne BMI Togo</w:t>
+      <w:t xml:space="preserve">Version 2.101.409 de l'application  ·  1er octobre 2026  ·  document interne BMI Togo</w:t>
     </w:r>
   </w:p>
 </w:ftr>

--- a/docs/manuel/chapitre-05-ventes-et-commandes.docx
+++ b/docs/manuel/chapitre-05-ventes-et-commandes.docx
@@ -322,7 +322,7 @@
                 <w:sz w:val="20"/>
                 <w:szCs w:val="20"/>
               </w:rPr>
-              <w:t xml:space="preserve">2.101.409</w:t>
+              <w:t xml:space="preserve">2.101.410</w:t>
             </w:r>
           </w:p>
         </w:tc>
@@ -12334,7 +12334,7 @@
         <w:sz w:val="14"/>
         <w:szCs w:val="14"/>
       </w:rPr>
-      <w:t xml:space="preserve">Version 2.101.409 de l'application  ·  1er octobre 2026  ·  document interne BMI Togo</w:t>
+      <w:t xml:space="preserve">Version 2.101.410 de l'application  ·  1er octobre 2026  ·  document interne BMI Togo</w:t>
     </w:r>
   </w:p>
 </w:ftr>

--- a/docs/manuel/chapitre-05-ventes-et-commandes.docx
+++ b/docs/manuel/chapitre-05-ventes-et-commandes.docx
@@ -322,7 +322,7 @@
                 <w:sz w:val="20"/>
                 <w:szCs w:val="20"/>
               </w:rPr>
-              <w:t xml:space="preserve">2.101.410</w:t>
+              <w:t xml:space="preserve">2.101.411</w:t>
             </w:r>
           </w:p>
         </w:tc>
@@ -12334,7 +12334,7 @@
         <w:sz w:val="14"/>
         <w:szCs w:val="14"/>
       </w:rPr>
-      <w:t xml:space="preserve">Version 2.101.410 de l'application  ·  1er octobre 2026  ·  document interne BMI Togo</w:t>
+      <w:t xml:space="preserve">Version 2.101.411 de l'application  ·  1er octobre 2026  ·  document interne BMI Togo</w:t>
     </w:r>
   </w:p>
 </w:ftr>

--- a/docs/manuel/chapitre-05-ventes-et-commandes.docx
+++ b/docs/manuel/chapitre-05-ventes-et-commandes.docx
@@ -322,7 +322,7 @@
                 <w:sz w:val="20"/>
                 <w:szCs w:val="20"/>
               </w:rPr>
-              <w:t xml:space="preserve">2.101.411</w:t>
+              <w:t xml:space="preserve">2.101.412</w:t>
             </w:r>
           </w:p>
         </w:tc>
@@ -12334,7 +12334,7 @@
         <w:sz w:val="14"/>
         <w:szCs w:val="14"/>
       </w:rPr>
-      <w:t xml:space="preserve">Version 2.101.411 de l'application  ·  1er octobre 2026  ·  document interne BMI Togo</w:t>
+      <w:t xml:space="preserve">Version 2.101.412 de l'application  ·  1er octobre 2026  ·  document interne BMI Togo</w:t>
     </w:r>
   </w:p>
 </w:ftr>

--- a/docs/manuel/chapitre-05-ventes-et-commandes.docx
+++ b/docs/manuel/chapitre-05-ventes-et-commandes.docx
@@ -322,7 +322,7 @@
                 <w:sz w:val="20"/>
                 <w:szCs w:val="20"/>
               </w:rPr>
-              <w:t xml:space="preserve">2.101.412</w:t>
+              <w:t xml:space="preserve">2.101.413</w:t>
             </w:r>
           </w:p>
         </w:tc>
@@ -12334,7 +12334,7 @@
         <w:sz w:val="14"/>
         <w:szCs w:val="14"/>
       </w:rPr>
-      <w:t xml:space="preserve">Version 2.101.412 de l'application  ·  1er octobre 2026  ·  document interne BMI Togo</w:t>
+      <w:t xml:space="preserve">Version 2.101.413 de l'application  ·  1er octobre 2026  ·  document interne BMI Togo</w:t>
     </w:r>
   </w:p>
 </w:ftr>

--- a/docs/manuel/chapitre-05-ventes-et-commandes.docx
+++ b/docs/manuel/chapitre-05-ventes-et-commandes.docx
@@ -322,7 +322,7 @@
                 <w:sz w:val="20"/>
                 <w:szCs w:val="20"/>
               </w:rPr>
-              <w:t xml:space="preserve">2.101.413</w:t>
+              <w:t xml:space="preserve">2.101.414</w:t>
             </w:r>
           </w:p>
         </w:tc>
@@ -12334,7 +12334,7 @@
         <w:sz w:val="14"/>
         <w:szCs w:val="14"/>
       </w:rPr>
-      <w:t xml:space="preserve">Version 2.101.413 de l'application  ·  1er octobre 2026  ·  document interne BMI Togo</w:t>
+      <w:t xml:space="preserve">Version 2.101.414 de l'application  ·  1er octobre 2026  ·  document interne BMI Togo</w:t>
     </w:r>
   </w:p>
 </w:ftr>

--- a/docs/manuel/chapitre-05-ventes-et-commandes.docx
+++ b/docs/manuel/chapitre-05-ventes-et-commandes.docx
@@ -322,7 +322,7 @@
                 <w:sz w:val="20"/>
                 <w:szCs w:val="20"/>
               </w:rPr>
-              <w:t xml:space="preserve">2.101.414</w:t>
+              <w:t xml:space="preserve">2.101.415</w:t>
             </w:r>
           </w:p>
         </w:tc>
@@ -12334,7 +12334,7 @@
         <w:sz w:val="14"/>
         <w:szCs w:val="14"/>
       </w:rPr>
-      <w:t xml:space="preserve">Version 2.101.414 de l'application  ·  1er octobre 2026  ·  document interne BMI Togo</w:t>
+      <w:t xml:space="preserve">Version 2.101.415 de l'application  ·  1er octobre 2026  ·  document interne BMI Togo</w:t>
     </w:r>
   </w:p>
 </w:ftr>

--- a/docs/manuel/chapitre-05-ventes-et-commandes.docx
+++ b/docs/manuel/chapitre-05-ventes-et-commandes.docx
@@ -322,7 +322,7 @@
                 <w:sz w:val="20"/>
                 <w:szCs w:val="20"/>
               </w:rPr>
-              <w:t xml:space="preserve">2.101.415</w:t>
+              <w:t xml:space="preserve">2.101.416</w:t>
             </w:r>
           </w:p>
         </w:tc>
@@ -12334,7 +12334,7 @@
         <w:sz w:val="14"/>
         <w:szCs w:val="14"/>
       </w:rPr>
-      <w:t xml:space="preserve">Version 2.101.415 de l'application  ·  1er octobre 2026  ·  document interne BMI Togo</w:t>
+      <w:t xml:space="preserve">Version 2.101.416 de l'application  ·  1er octobre 2026  ·  document interne BMI Togo</w:t>
     </w:r>
   </w:p>
 </w:ftr>

--- a/docs/manuel/chapitre-05-ventes-et-commandes.docx
+++ b/docs/manuel/chapitre-05-ventes-et-commandes.docx
@@ -322,7 +322,7 @@
                 <w:sz w:val="20"/>
                 <w:szCs w:val="20"/>
               </w:rPr>
-              <w:t xml:space="preserve">2.101.416</w:t>
+              <w:t xml:space="preserve">2.101.417</w:t>
             </w:r>
           </w:p>
         </w:tc>
@@ -12334,7 +12334,7 @@
         <w:sz w:val="14"/>
         <w:szCs w:val="14"/>
       </w:rPr>
-      <w:t xml:space="preserve">Version 2.101.416 de l'application  ·  1er octobre 2026  ·  document interne BMI Togo</w:t>
+      <w:t xml:space="preserve">Version 2.101.417 de l'application  ·  1er octobre 2026  ·  document interne BMI Togo</w:t>
     </w:r>
   </w:p>
 </w:ftr>

--- a/docs/manuel/chapitre-05-ventes-et-commandes.docx
+++ b/docs/manuel/chapitre-05-ventes-et-commandes.docx
@@ -322,7 +322,7 @@
                 <w:sz w:val="20"/>
                 <w:szCs w:val="20"/>
               </w:rPr>
-              <w:t xml:space="preserve">2.101.417</w:t>
+              <w:t xml:space="preserve">2.101.418</w:t>
             </w:r>
           </w:p>
         </w:tc>
@@ -12334,7 +12334,7 @@
         <w:sz w:val="14"/>
         <w:szCs w:val="14"/>
       </w:rPr>
-      <w:t xml:space="preserve">Version 2.101.417 de l'application  ·  1er octobre 2026  ·  document interne BMI Togo</w:t>
+      <w:t xml:space="preserve">Version 2.101.418 de l'application  ·  1er octobre 2026  ·  document interne BMI Togo</w:t>
     </w:r>
   </w:p>
 </w:ftr>

--- a/docs/manuel/chapitre-05-ventes-et-commandes.docx
+++ b/docs/manuel/chapitre-05-ventes-et-commandes.docx
@@ -322,7 +322,7 @@
                 <w:sz w:val="20"/>
                 <w:szCs w:val="20"/>
               </w:rPr>
-              <w:t xml:space="preserve">2.101.418</w:t>
+              <w:t xml:space="preserve">2.101.419</w:t>
             </w:r>
           </w:p>
         </w:tc>
@@ -12334,7 +12334,7 @@
         <w:sz w:val="14"/>
         <w:szCs w:val="14"/>
       </w:rPr>
-      <w:t xml:space="preserve">Version 2.101.418 de l'application  ·  1er octobre 2026  ·  document interne BMI Togo</w:t>
+      <w:t xml:space="preserve">Version 2.101.419 de l'application  ·  1er octobre 2026  ·  document interne BMI Togo</w:t>
     </w:r>
   </w:p>
 </w:ftr>

--- a/docs/manuel/chapitre-05-ventes-et-commandes.docx
+++ b/docs/manuel/chapitre-05-ventes-et-commandes.docx
@@ -322,7 +322,7 @@
                 <w:sz w:val="20"/>
                 <w:szCs w:val="20"/>
               </w:rPr>
-              <w:t xml:space="preserve">2.101.419</w:t>
+              <w:t xml:space="preserve">2.101.420</w:t>
             </w:r>
           </w:p>
         </w:tc>
@@ -12334,7 +12334,7 @@
         <w:sz w:val="14"/>
         <w:szCs w:val="14"/>
       </w:rPr>
-      <w:t xml:space="preserve">Version 2.101.419 de l'application  ·  1er octobre 2026  ·  document interne BMI Togo</w:t>
+      <w:t xml:space="preserve">Version 2.101.420 de l'application  ·  1er octobre 2026  ·  document interne BMI Togo</w:t>
     </w:r>
   </w:p>
 </w:ftr>

--- a/docs/manuel/chapitre-05-ventes-et-commandes.docx
+++ b/docs/manuel/chapitre-05-ventes-et-commandes.docx
@@ -322,7 +322,7 @@
                 <w:sz w:val="20"/>
                 <w:szCs w:val="20"/>
               </w:rPr>
-              <w:t xml:space="preserve">2.101.420</w:t>
+              <w:t xml:space="preserve">2.101.421</w:t>
             </w:r>
           </w:p>
         </w:tc>
@@ -12334,7 +12334,7 @@
         <w:sz w:val="14"/>
         <w:szCs w:val="14"/>
       </w:rPr>
-      <w:t xml:space="preserve">Version 2.101.420 de l'application  ·  1er octobre 2026  ·  document interne BMI Togo</w:t>
+      <w:t xml:space="preserve">Version 2.101.421 de l'application  ·  1er octobre 2026  ·  document interne BMI Togo</w:t>
     </w:r>
   </w:p>
 </w:ftr>

--- a/docs/manuel/chapitre-05-ventes-et-commandes.docx
+++ b/docs/manuel/chapitre-05-ventes-et-commandes.docx
@@ -322,7 +322,7 @@
                 <w:sz w:val="20"/>
                 <w:szCs w:val="20"/>
               </w:rPr>
-              <w:t xml:space="preserve">2.101.421</w:t>
+              <w:t xml:space="preserve">2.101.422</w:t>
             </w:r>
           </w:p>
         </w:tc>
@@ -12334,7 +12334,7 @@
         <w:sz w:val="14"/>
         <w:szCs w:val="14"/>
       </w:rPr>
-      <w:t xml:space="preserve">Version 2.101.421 de l'application  ·  1er octobre 2026  ·  document interne BMI Togo</w:t>
+      <w:t xml:space="preserve">Version 2.101.422 de l'application  ·  1er octobre 2026  ·  document interne BMI Togo</w:t>
     </w:r>
   </w:p>
 </w:ftr>

--- a/docs/manuel/chapitre-05-ventes-et-commandes.docx
+++ b/docs/manuel/chapitre-05-ventes-et-commandes.docx
@@ -322,7 +322,7 @@
                 <w:sz w:val="20"/>
                 <w:szCs w:val="20"/>
               </w:rPr>
-              <w:t xml:space="preserve">2.101.422</w:t>
+              <w:t xml:space="preserve">2.101.423</w:t>
             </w:r>
           </w:p>
         </w:tc>
@@ -12334,7 +12334,7 @@
         <w:sz w:val="14"/>
         <w:szCs w:val="14"/>
       </w:rPr>
-      <w:t xml:space="preserve">Version 2.101.422 de l'application  ·  1er octobre 2026  ·  document interne BMI Togo</w:t>
+      <w:t xml:space="preserve">Version 2.101.423 de l'application  ·  1er octobre 2026  ·  document interne BMI Togo</w:t>
     </w:r>
   </w:p>
 </w:ftr>

--- a/docs/manuel/chapitre-05-ventes-et-commandes.docx
+++ b/docs/manuel/chapitre-05-ventes-et-commandes.docx
@@ -322,7 +322,7 @@
                 <w:sz w:val="20"/>
                 <w:szCs w:val="20"/>
               </w:rPr>
-              <w:t xml:space="preserve">2.101.423</w:t>
+              <w:t xml:space="preserve">2.101.424</w:t>
             </w:r>
           </w:p>
         </w:tc>
@@ -12334,7 +12334,7 @@
         <w:sz w:val="14"/>
         <w:szCs w:val="14"/>
       </w:rPr>
-      <w:t xml:space="preserve">Version 2.101.423 de l'application  ·  1er octobre 2026  ·  document interne BMI Togo</w:t>
+      <w:t xml:space="preserve">Version 2.101.424 de l'application  ·  1er octobre 2026  ·  document interne BMI Togo</w:t>
     </w:r>
   </w:p>
 </w:ftr>

--- a/docs/manuel/chapitre-05-ventes-et-commandes.docx
+++ b/docs/manuel/chapitre-05-ventes-et-commandes.docx
@@ -322,7 +322,7 @@
                 <w:sz w:val="20"/>
                 <w:szCs w:val="20"/>
               </w:rPr>
-              <w:t xml:space="preserve">2.101.424</w:t>
+              <w:t xml:space="preserve">2.101.425</w:t>
             </w:r>
           </w:p>
         </w:tc>
@@ -12334,7 +12334,7 @@
         <w:sz w:val="14"/>
         <w:szCs w:val="14"/>
       </w:rPr>
-      <w:t xml:space="preserve">Version 2.101.424 de l'application  ·  1er octobre 2026  ·  document interne BMI Togo</w:t>
+      <w:t xml:space="preserve">Version 2.101.425 de l'application  ·  1er octobre 2026  ·  document interne BMI Togo</w:t>
     </w:r>
   </w:p>
 </w:ftr>

--- a/docs/manuel/chapitre-05-ventes-et-commandes.docx
+++ b/docs/manuel/chapitre-05-ventes-et-commandes.docx
@@ -322,7 +322,7 @@
                 <w:sz w:val="20"/>
                 <w:szCs w:val="20"/>
               </w:rPr>
-              <w:t xml:space="preserve">2.101.425</w:t>
+              <w:t xml:space="preserve">2.101.426</w:t>
             </w:r>
           </w:p>
         </w:tc>
@@ -12334,7 +12334,7 @@
         <w:sz w:val="14"/>
         <w:szCs w:val="14"/>
       </w:rPr>
-      <w:t xml:space="preserve">Version 2.101.425 de l'application  ·  1er octobre 2026  ·  document interne BMI Togo</w:t>
+      <w:t xml:space="preserve">Version 2.101.426 de l'application  ·  1er octobre 2026  ·  document interne BMI Togo</w:t>
     </w:r>
   </w:p>
 </w:ftr>

--- a/docs/manuel/chapitre-05-ventes-et-commandes.docx
+++ b/docs/manuel/chapitre-05-ventes-et-commandes.docx
@@ -322,7 +322,7 @@
                 <w:sz w:val="20"/>
                 <w:szCs w:val="20"/>
               </w:rPr>
-              <w:t xml:space="preserve">2.101.426</w:t>
+              <w:t xml:space="preserve">2.101.427</w:t>
             </w:r>
           </w:p>
         </w:tc>
@@ -12334,7 +12334,7 @@
         <w:sz w:val="14"/>
         <w:szCs w:val="14"/>
       </w:rPr>
-      <w:t xml:space="preserve">Version 2.101.426 de l'application  ·  1er octobre 2026  ·  document interne BMI Togo</w:t>
+      <w:t xml:space="preserve">Version 2.101.427 de l'application  ·  1er octobre 2026  ·  document interne BMI Togo</w:t>
     </w:r>
   </w:p>
 </w:ftr>

--- a/docs/manuel/chapitre-05-ventes-et-commandes.docx
+++ b/docs/manuel/chapitre-05-ventes-et-commandes.docx
@@ -322,7 +322,7 @@
                 <w:sz w:val="20"/>
                 <w:szCs w:val="20"/>
               </w:rPr>
-              <w:t xml:space="preserve">2.101.427</w:t>
+              <w:t xml:space="preserve">2.101.428</w:t>
             </w:r>
           </w:p>
         </w:tc>
@@ -12334,7 +12334,7 @@
         <w:sz w:val="14"/>
         <w:szCs w:val="14"/>
       </w:rPr>
-      <w:t xml:space="preserve">Version 2.101.427 de l'application  ·  1er octobre 2026  ·  document interne BMI Togo</w:t>
+      <w:t xml:space="preserve">Version 2.101.428 de l'application  ·  1er octobre 2026  ·  document interne BMI Togo</w:t>
     </w:r>
   </w:p>
 </w:ftr>

--- a/docs/manuel/chapitre-05-ventes-et-commandes.docx
+++ b/docs/manuel/chapitre-05-ventes-et-commandes.docx
@@ -322,7 +322,7 @@
                 <w:sz w:val="20"/>
                 <w:szCs w:val="20"/>
               </w:rPr>
-              <w:t xml:space="preserve">2.101.428</w:t>
+              <w:t xml:space="preserve">2.101.429</w:t>
             </w:r>
           </w:p>
         </w:tc>
@@ -12334,7 +12334,7 @@
         <w:sz w:val="14"/>
         <w:szCs w:val="14"/>
       </w:rPr>
-      <w:t xml:space="preserve">Version 2.101.428 de l'application  ·  1er octobre 2026  ·  document interne BMI Togo</w:t>
+      <w:t xml:space="preserve">Version 2.101.429 de l'application  ·  1er octobre 2026  ·  document interne BMI Togo</w:t>
     </w:r>
   </w:p>
 </w:ftr>

--- a/docs/manuel/chapitre-05-ventes-et-commandes.docx
+++ b/docs/manuel/chapitre-05-ventes-et-commandes.docx
@@ -322,7 +322,7 @@
                 <w:sz w:val="20"/>
                 <w:szCs w:val="20"/>
               </w:rPr>
-              <w:t xml:space="preserve">2.101.429</w:t>
+              <w:t xml:space="preserve">2.101.430</w:t>
             </w:r>
           </w:p>
         </w:tc>
@@ -12334,7 +12334,7 @@
         <w:sz w:val="14"/>
         <w:szCs w:val="14"/>
       </w:rPr>
-      <w:t xml:space="preserve">Version 2.101.429 de l'application  ·  1er octobre 2026  ·  document interne BMI Togo</w:t>
+      <w:t xml:space="preserve">Version 2.101.430 de l'application  ·  1er octobre 2026  ·  document interne BMI Togo</w:t>
     </w:r>
   </w:p>
 </w:ftr>

--- a/docs/manuel/chapitre-05-ventes-et-commandes.docx
+++ b/docs/manuel/chapitre-05-ventes-et-commandes.docx
@@ -322,7 +322,7 @@
                 <w:sz w:val="20"/>
                 <w:szCs w:val="20"/>
               </w:rPr>
-              <w:t xml:space="preserve">2.101.430</w:t>
+              <w:t xml:space="preserve">2.101.431</w:t>
             </w:r>
           </w:p>
         </w:tc>
@@ -12334,7 +12334,7 @@
         <w:sz w:val="14"/>
         <w:szCs w:val="14"/>
       </w:rPr>
-      <w:t xml:space="preserve">Version 2.101.430 de l'application  ·  1er octobre 2026  ·  document interne BMI Togo</w:t>
+      <w:t xml:space="preserve">Version 2.101.431 de l'application  ·  1er octobre 2026  ·  document interne BMI Togo</w:t>
     </w:r>
   </w:p>
 </w:ftr>

--- a/docs/manuel/chapitre-05-ventes-et-commandes.docx
+++ b/docs/manuel/chapitre-05-ventes-et-commandes.docx
@@ -322,7 +322,7 @@
                 <w:sz w:val="20"/>
                 <w:szCs w:val="20"/>
               </w:rPr>
-              <w:t xml:space="preserve">2.101.431</w:t>
+              <w:t xml:space="preserve">2.101.432</w:t>
             </w:r>
           </w:p>
         </w:tc>
@@ -12334,7 +12334,7 @@
         <w:sz w:val="14"/>
         <w:szCs w:val="14"/>
       </w:rPr>
-      <w:t xml:space="preserve">Version 2.101.431 de l'application  ·  1er octobre 2026  ·  document interne BMI Togo</w:t>
+      <w:t xml:space="preserve">Version 2.101.432 de l'application  ·  1er octobre 2026  ·  document interne BMI Togo</w:t>
     </w:r>
   </w:p>
 </w:ftr>

--- a/docs/manuel/chapitre-05-ventes-et-commandes.docx
+++ b/docs/manuel/chapitre-05-ventes-et-commandes.docx
@@ -322,7 +322,7 @@
                 <w:sz w:val="20"/>
                 <w:szCs w:val="20"/>
               </w:rPr>
-              <w:t xml:space="preserve">2.101.432</w:t>
+              <w:t xml:space="preserve">2.101.433</w:t>
             </w:r>
           </w:p>
         </w:tc>
@@ -12334,7 +12334,7 @@
         <w:sz w:val="14"/>
         <w:szCs w:val="14"/>
       </w:rPr>
-      <w:t xml:space="preserve">Version 2.101.432 de l'application  ·  1er octobre 2026  ·  document interne BMI Togo</w:t>
+      <w:t xml:space="preserve">Version 2.101.433 de l'application  ·  1er octobre 2026  ·  document interne BMI Togo</w:t>
     </w:r>
   </w:p>
 </w:ftr>

--- a/docs/manuel/chapitre-05-ventes-et-commandes.docx
+++ b/docs/manuel/chapitre-05-ventes-et-commandes.docx
@@ -322,7 +322,7 @@
                 <w:sz w:val="20"/>
                 <w:szCs w:val="20"/>
               </w:rPr>
-              <w:t xml:space="preserve">2.101.433</w:t>
+              <w:t xml:space="preserve">2.101.434</w:t>
             </w:r>
           </w:p>
         </w:tc>
@@ -12334,7 +12334,7 @@
         <w:sz w:val="14"/>
         <w:szCs w:val="14"/>
       </w:rPr>
-      <w:t xml:space="preserve">Version 2.101.433 de l'application  ·  1er octobre 2026  ·  document interne BMI Togo</w:t>
+      <w:t xml:space="preserve">Version 2.101.434 de l'application  ·  1er octobre 2026  ·  document interne BMI Togo</w:t>
     </w:r>
   </w:p>
 </w:ftr>

--- a/docs/manuel/chapitre-05-ventes-et-commandes.docx
+++ b/docs/manuel/chapitre-05-ventes-et-commandes.docx
@@ -322,7 +322,7 @@
                 <w:sz w:val="20"/>
                 <w:szCs w:val="20"/>
               </w:rPr>
-              <w:t xml:space="preserve">2.101.434</w:t>
+              <w:t xml:space="preserve">2.101.435</w:t>
             </w:r>
           </w:p>
         </w:tc>
@@ -12334,7 +12334,7 @@
         <w:sz w:val="14"/>
         <w:szCs w:val="14"/>
       </w:rPr>
-      <w:t xml:space="preserve">Version 2.101.434 de l'application  ·  1er octobre 2026  ·  document interne BMI Togo</w:t>
+      <w:t xml:space="preserve">Version 2.101.435 de l'application  ·  1er octobre 2026  ·  document interne BMI Togo</w:t>
     </w:r>
   </w:p>
 </w:ftr>

--- a/docs/manuel/chapitre-05-ventes-et-commandes.docx
+++ b/docs/manuel/chapitre-05-ventes-et-commandes.docx
@@ -322,7 +322,7 @@
                 <w:sz w:val="20"/>
                 <w:szCs w:val="20"/>
               </w:rPr>
-              <w:t xml:space="preserve">2.101.435</w:t>
+              <w:t xml:space="preserve">2.101.436</w:t>
             </w:r>
           </w:p>
         </w:tc>
@@ -12334,7 +12334,7 @@
         <w:sz w:val="14"/>
         <w:szCs w:val="14"/>
       </w:rPr>
-      <w:t xml:space="preserve">Version 2.101.435 de l'application  ·  1er octobre 2026  ·  document interne BMI Togo</w:t>
+      <w:t xml:space="preserve">Version 2.101.436 de l'application  ·  1er octobre 2026  ·  document interne BMI Togo</w:t>
     </w:r>
   </w:p>
 </w:ftr>

--- a/docs/manuel/chapitre-05-ventes-et-commandes.docx
+++ b/docs/manuel/chapitre-05-ventes-et-commandes.docx
@@ -322,7 +322,7 @@
                 <w:sz w:val="20"/>
                 <w:szCs w:val="20"/>
               </w:rPr>
-              <w:t xml:space="preserve">2.101.436</w:t>
+              <w:t xml:space="preserve">2.101.437</w:t>
             </w:r>
           </w:p>
         </w:tc>
@@ -12334,7 +12334,7 @@
         <w:sz w:val="14"/>
         <w:szCs w:val="14"/>
       </w:rPr>
-      <w:t xml:space="preserve">Version 2.101.436 de l'application  ·  1er octobre 2026  ·  document interne BMI Togo</w:t>
+      <w:t xml:space="preserve">Version 2.101.437 de l'application  ·  1er octobre 2026  ·  document interne BMI Togo</w:t>
     </w:r>
   </w:p>
 </w:ftr>
